--- a/I wont do justice on this page to most of my work and what I have designed over the years.docx
+++ b/I wont do justice on this page to most of my work and what I have designed over the years.docx
@@ -142,18 +142,24 @@
       <w:pPr>
         <w:rPr>
           <w:rStyle w:val="Strong"/>
-        </w:rPr>
-      </w:pPr>
-    </w:p>
-    <w:p>
-      <w:pPr>
-        <w:rPr>
-          <w:rStyle w:val="Strong"/>
-        </w:rPr>
-      </w:pPr>
-      <w:r>
-        <w:rPr>
-          <w:rStyle w:val="Strong"/>
+          <w:b w:val="0"/>
+          <w:bCs w:val="0"/>
+        </w:rPr>
+      </w:pPr>
+    </w:p>
+    <w:p>
+      <w:pPr>
+        <w:rPr>
+          <w:rStyle w:val="Strong"/>
+          <w:b w:val="0"/>
+          <w:bCs w:val="0"/>
+        </w:rPr>
+      </w:pPr>
+      <w:r>
+        <w:rPr>
+          <w:rStyle w:val="Strong"/>
+          <w:b w:val="0"/>
+          <w:bCs w:val="0"/>
         </w:rPr>
         <w:t xml:space="preserve">This project is part of an Include + network (see link) for more information. </w:t>
       </w:r>
@@ -261,7 +267,13 @@
         <w:t xml:space="preserve"> </w:t>
       </w:r>
       <w:r>
-        <w:t>We then ran a longitudinal field deployment of a prototype app, co-designed with participants, to test these ideas in everyday use. We’re distilling the work into adoption-ready audio-accessibility patterns that broadcasters and health providers can plug into products and portals: read-along highlighting, tiered summaries, pacing controls, character maps, and key-takeaway scaffolds.</w:t>
+        <w:t>We then ran a longitudinal field deployment of a prototype app, co-designed with participants, to test these ideas in everyday use. We</w:t>
+      </w:r>
+      <w:r>
+        <w:t xml:space="preserve"> are </w:t>
+      </w:r>
+      <w:r>
+        <w:t>distilling the work into adoption-ready audio-accessibility patterns that broadcasters and health providers can plug into products and portals: read-along highlighting, tiered summaries, pacing controls, character maps, and key-takeaway scaffolds.</w:t>
       </w:r>
       <w:r>
         <w:t xml:space="preserve"> </w:t>
@@ -285,7 +297,13 @@
         </w:rPr>
       </w:pPr>
       <w:r>
-        <w:t>More details are here (link). A mixed-methods evaluation is under review for CHI ’26—hopefully good news soon</w:t>
+        <w:t>More details are here. A mixed-methods evaluation is under review for CHI ’26</w:t>
+      </w:r>
+      <w:r>
+        <w:t xml:space="preserve"> - </w:t>
+      </w:r>
+      <w:r>
+        <w:t>hopefully good news soon</w:t>
       </w:r>
       <w:r>
         <w:t xml:space="preserve"> </w:t>
@@ -435,13 +453,6 @@
       </w:pPr>
     </w:p>
     <w:p>
-      <w:pPr>
-        <w:rPr>
-          <w:rStyle w:val="Strong"/>
-          <w:b w:val="0"/>
-          <w:bCs w:val="0"/>
-        </w:rPr>
-      </w:pPr>
       <w:r>
         <w:t xml:space="preserve">The </w:t>
       </w:r>
@@ -449,20 +460,36 @@
         <w:t xml:space="preserve">research </w:t>
       </w:r>
       <w:r>
-        <w:t>(published here: link; to be presented at ACM ASSETS, Denver, US) shows how often-overlooked low-tech supports can deliver instant benefits, evolve with the person, and meaningfully assist everyday communication and navigation.</w:t>
-      </w:r>
-    </w:p>
-    <w:p>
-      <w:pPr>
-        <w:rPr>
-          <w:rStyle w:val="Strong"/>
-        </w:rPr>
-      </w:pPr>
-      <w:r>
-        <w:rPr>
-          <w:rStyle w:val="Strong"/>
-        </w:rPr>
+        <w:t xml:space="preserve">(published here: link; to be presented at ACM ASSETS, Denver, US) shows how often-overlooked low-tech supports can deliver instant benefits, evolve with the </w:t>
+      </w:r>
+      <w:r>
         <w:lastRenderedPageBreak/>
+        <w:t>person, and meaningfully assist everyday communication and navigation.</w:t>
+      </w:r>
+      <w:r>
+        <w:t xml:space="preserve"> Check “An Old Bastard in Bright Orange Satin”. </w:t>
+      </w:r>
+    </w:p>
+    <w:p/>
+    <w:p>
+      <w:pPr>
+        <w:rPr>
+          <w:rStyle w:val="Strong"/>
+          <w:b w:val="0"/>
+          <w:bCs w:val="0"/>
+        </w:rPr>
+      </w:pPr>
+    </w:p>
+    <w:p>
+      <w:pPr>
+        <w:rPr>
+          <w:rStyle w:val="Strong"/>
+        </w:rPr>
+      </w:pPr>
+      <w:r>
+        <w:rPr>
+          <w:rStyle w:val="Strong"/>
+        </w:rPr>
         <w:t>Co-Design-ING</w:t>
       </w:r>
     </w:p>
@@ -527,7 +554,13 @@
       </w:r>
       <w:proofErr w:type="gramEnd"/>
       <w:r>
-        <w:t xml:space="preserve"> on my Publications page (Google Scholar link).</w:t>
+        <w:t xml:space="preserve"> on my Publications page (</w:t>
+      </w:r>
+      <w:r>
+        <w:t>“Co-Designing in the Middle”</w:t>
+      </w:r>
+      <w:r>
+        <w:t>).</w:t>
       </w:r>
     </w:p>
     <w:p>
@@ -816,7 +849,23 @@
           <w:b w:val="0"/>
           <w:bCs w:val="0"/>
         </w:rPr>
-        <w:t xml:space="preserve"> a Pictorial Communicator: a low-barrier aide that helps participants prepare for planning meetings, state goals in plain language, assemble evidence, and advocate for supports that fit their lives.</w:t>
+        <w:t xml:space="preserve"> a Pictorial Communicator</w:t>
+      </w:r>
+      <w:r>
+        <w:rPr>
+          <w:rStyle w:val="Strong"/>
+          <w:b w:val="0"/>
+          <w:bCs w:val="0"/>
+        </w:rPr>
+        <w:t xml:space="preserve"> (see article)</w:t>
+      </w:r>
+      <w:r>
+        <w:rPr>
+          <w:rStyle w:val="Strong"/>
+          <w:b w:val="0"/>
+          <w:bCs w:val="0"/>
+        </w:rPr>
+        <w:t>: a low-barrier aide that helps participants prepare for planning meetings, state goals in plain language, assemble evidence, and advocate for supports that fit their lives.</w:t>
       </w:r>
     </w:p>
     <w:p>
@@ -964,7 +1013,23 @@
           <w:b w:val="0"/>
           <w:bCs w:val="0"/>
         </w:rPr>
-        <w:t>, we co-designed and tested accessibility features and content scaffolds for broadcast and on-demand video. Most recently, we ran a large in-home deployment of a new system, led by PhD researcher Alexander Nevsky (see link for publications).</w:t>
+        <w:t xml:space="preserve">, we co-designed and tested accessibility features and content scaffolds for broadcast and on-demand video. Most recently, we ran a large in-home deployment of a new system, led by PhD researcher Alexander Nevsky (see </w:t>
+      </w:r>
+      <w:r>
+        <w:rPr>
+          <w:rStyle w:val="Strong"/>
+          <w:b w:val="0"/>
+          <w:bCs w:val="0"/>
+        </w:rPr>
+        <w:t>publications</w:t>
+      </w:r>
+      <w:r>
+        <w:rPr>
+          <w:rStyle w:val="Strong"/>
+          <w:b w:val="0"/>
+          <w:bCs w:val="0"/>
+        </w:rPr>
+        <w:t>).</w:t>
       </w:r>
     </w:p>
     <w:p>
@@ -1044,6 +1109,7 @@
         <w:rPr>
           <w:rStyle w:val="Strong"/>
         </w:rPr>
+        <w:lastRenderedPageBreak/>
         <w:t xml:space="preserve">Self-Care FULL </w:t>
       </w:r>
     </w:p>
@@ -1075,426 +1141,442 @@
       <w:r>
         <w:t xml:space="preserve">This project asks how people </w:t>
       </w:r>
-      <w:proofErr w:type="gramStart"/>
+      <w:proofErr w:type="spellStart"/>
       <w:r>
         <w:rPr>
           <w:rStyle w:val="Emphasis"/>
         </w:rPr>
-        <w:t>actually</w:t>
-      </w:r>
-      <w:r>
-        <w:t xml:space="preserve"> use</w:t>
-      </w:r>
-      <w:proofErr w:type="gramEnd"/>
-      <w:r>
-        <w:t xml:space="preserve"> GenAI for self-care, </w:t>
+        <w:t>i</w:t>
+      </w:r>
+      <w:proofErr w:type="spellEnd"/>
+      <w:r>
+        <w:t xml:space="preserve"> use GenAI for self-care, what goes right, and where it goes off the rails.</w:t>
+      </w:r>
+      <w:r>
+        <w:t xml:space="preserve"> </w:t>
+      </w:r>
+      <w:r>
+        <w:t>We mapped real practices</w:t>
+      </w:r>
+      <w:r>
+        <w:t xml:space="preserve"> and common failure modes. </w:t>
+      </w:r>
+      <w:r>
+        <w:t xml:space="preserve">From that, we sketched practical </w:t>
+      </w:r>
+      <w:r>
+        <w:t xml:space="preserve">clear limits and uncertainty displays, human hands-off and crisis pathways. </w:t>
+      </w:r>
+      <w:r>
+        <w:t xml:space="preserve">I left Australia before we could complete the build phase, but the </w:t>
+      </w:r>
+      <w:r>
+        <w:t>article</w:t>
+      </w:r>
+      <w:r>
+        <w:t xml:space="preserve"> is published </w:t>
+      </w:r>
+      <w:r>
+        <w:t>here</w:t>
+      </w:r>
+      <w:r>
+        <w:t>. If you work at the intersection of mental health and AI and want implementation guidance, I</w:t>
+      </w:r>
+      <w:r>
+        <w:t xml:space="preserve"> am</w:t>
+      </w:r>
+      <w:r>
+        <w:t xml:space="preserve"> keen to share what we</w:t>
+      </w:r>
+      <w:r>
+        <w:t xml:space="preserve"> have</w:t>
+      </w:r>
+      <w:r>
+        <w:t xml:space="preserve"> learned.</w:t>
+      </w:r>
+    </w:p>
+    <w:p/>
+    <w:p>
+      <w:pPr>
+        <w:rPr>
+          <w:rStyle w:val="Strong"/>
+          <w:b w:val="0"/>
+          <w:bCs w:val="0"/>
+        </w:rPr>
+      </w:pPr>
+    </w:p>
+    <w:p>
+      <w:pPr>
+        <w:rPr>
+          <w:rStyle w:val="Strong"/>
+        </w:rPr>
+      </w:pPr>
+      <w:r>
+        <w:rPr>
+          <w:rStyle w:val="Strong"/>
+        </w:rPr>
+        <w:t xml:space="preserve">Talking AAC Heads </w:t>
+      </w:r>
+    </w:p>
+    <w:p>
+      <w:pPr>
+        <w:rPr>
+          <w:rStyle w:val="Strong"/>
+        </w:rPr>
+      </w:pPr>
+    </w:p>
+    <w:p>
+      <w:pPr>
+        <w:rPr>
+          <w:rStyle w:val="Strong"/>
+          <w:b w:val="0"/>
+          <w:bCs w:val="0"/>
+        </w:rPr>
+      </w:pPr>
+      <w:r>
+        <w:rPr>
+          <w:rStyle w:val="Strong"/>
+          <w:b w:val="0"/>
+          <w:bCs w:val="0"/>
+        </w:rPr>
+        <w:t>This project</w:t>
+      </w:r>
+      <w:r>
+        <w:rPr>
+          <w:rStyle w:val="Strong"/>
+          <w:b w:val="0"/>
+          <w:bCs w:val="0"/>
+        </w:rPr>
+        <w:t>-</w:t>
+      </w:r>
+      <w:r>
+        <w:rPr>
+          <w:rStyle w:val="Strong"/>
+          <w:b w:val="0"/>
+          <w:bCs w:val="0"/>
+        </w:rPr>
+        <w:t>also my PhD</w:t>
+      </w:r>
+      <w:r>
+        <w:rPr>
+          <w:rStyle w:val="Strong"/>
+          <w:b w:val="0"/>
+          <w:bCs w:val="0"/>
+        </w:rPr>
+        <w:t xml:space="preserve"> - </w:t>
+      </w:r>
+      <w:r>
+        <w:rPr>
+          <w:rStyle w:val="Strong"/>
+          <w:b w:val="0"/>
+          <w:bCs w:val="0"/>
+        </w:rPr>
+        <w:t>spanned four years of designing new communication devices. I spent hundreds of hours embedded in Learning &amp; Life Centres with people with learning disabilities, watching what worked, what didn’t, and co-creating better tools.</w:t>
+      </w:r>
+    </w:p>
+    <w:p>
+      <w:pPr>
+        <w:rPr>
+          <w:rStyle w:val="Strong"/>
+          <w:b w:val="0"/>
+          <w:bCs w:val="0"/>
+        </w:rPr>
+      </w:pPr>
+    </w:p>
+    <w:p>
+      <w:pPr>
+        <w:rPr>
+          <w:rStyle w:val="Strong"/>
+          <w:b w:val="0"/>
+          <w:bCs w:val="0"/>
+        </w:rPr>
+      </w:pPr>
+      <w:r>
+        <w:rPr>
+          <w:rStyle w:val="Strong"/>
+          <w:b w:val="0"/>
+          <w:bCs w:val="0"/>
+        </w:rPr>
+        <w:t>It was a period of serious experimentation across software and hardware. Several prototypes moved from lab to life: adopted by the largest disability provider and used in workshops across two Day Centres. Not everything made it into papers; some devices simply found their place and kept being used.</w:t>
+      </w:r>
+    </w:p>
+    <w:p>
+      <w:pPr>
+        <w:rPr>
+          <w:rStyle w:val="Strong"/>
+          <w:b w:val="0"/>
+          <w:bCs w:val="0"/>
+        </w:rPr>
+      </w:pPr>
+    </w:p>
+    <w:p>
+      <w:pPr>
+        <w:rPr>
+          <w:rStyle w:val="Strong"/>
+          <w:b w:val="0"/>
+          <w:bCs w:val="0"/>
+        </w:rPr>
+      </w:pPr>
+      <w:r>
+        <w:rPr>
+          <w:rStyle w:val="Strong"/>
+          <w:b w:val="0"/>
+          <w:bCs w:val="0"/>
+        </w:rPr>
+        <w:t xml:space="preserve">Highlights include Talking Canvas, Playful </w:t>
+      </w:r>
+      <w:proofErr w:type="spellStart"/>
+      <w:r>
+        <w:rPr>
+          <w:rStyle w:val="Strong"/>
+          <w:b w:val="0"/>
+          <w:bCs w:val="0"/>
+        </w:rPr>
+        <w:t>TalkingBox</w:t>
+      </w:r>
+      <w:proofErr w:type="spellEnd"/>
+      <w:r>
+        <w:rPr>
+          <w:rStyle w:val="Strong"/>
+          <w:b w:val="0"/>
+          <w:bCs w:val="0"/>
+        </w:rPr>
+        <w:t>, and a series of “Talking Pillow” probes</w:t>
+      </w:r>
+      <w:r>
+        <w:rPr>
+          <w:rStyle w:val="Strong"/>
+          <w:b w:val="0"/>
+          <w:bCs w:val="0"/>
+        </w:rPr>
+        <w:t xml:space="preserve"> - </w:t>
+      </w:r>
+      <w:r>
+        <w:rPr>
+          <w:rStyle w:val="Strong"/>
+          <w:b w:val="0"/>
+          <w:bCs w:val="0"/>
+        </w:rPr>
+        <w:t>tangible and digital pieces that supported everyday communication in low-friction ways.</w:t>
+      </w:r>
+      <w:r>
+        <w:rPr>
+          <w:rStyle w:val="Strong"/>
+          <w:b w:val="0"/>
+          <w:bCs w:val="0"/>
+        </w:rPr>
+        <w:t xml:space="preserve"> Visit my scholar page and you will find the most work there. </w:t>
+      </w:r>
+    </w:p>
+    <w:p>
+      <w:pPr>
+        <w:rPr>
+          <w:rStyle w:val="Strong"/>
+          <w:b w:val="0"/>
+          <w:bCs w:val="0"/>
+        </w:rPr>
+      </w:pPr>
+    </w:p>
+    <w:p>
+      <w:pPr>
+        <w:rPr>
+          <w:rStyle w:val="Strong"/>
+        </w:rPr>
+      </w:pPr>
+      <w:r>
+        <w:rPr>
+          <w:rStyle w:val="Strong"/>
+        </w:rPr>
+        <w:t xml:space="preserve">YouTube Ally </w:t>
+      </w:r>
+    </w:p>
+    <w:p>
+      <w:pPr>
+        <w:rPr>
+          <w:rStyle w:val="Strong"/>
+          <w:b w:val="0"/>
+          <w:bCs w:val="0"/>
+        </w:rPr>
+      </w:pPr>
+    </w:p>
+    <w:p>
+      <w:r>
+        <w:t xml:space="preserve">I rarely work alone. A favourite example is my long-running collaboration with </w:t>
+      </w:r>
+      <w:r>
+        <w:rPr>
+          <w:rStyle w:val="Strong"/>
+        </w:rPr>
+        <w:t>Andrew Bayor</w:t>
+      </w:r>
+      <w:r>
+        <w:t>. During his PhD I mostly supported Andy on design and prototyping, and together we explored a space that was oddly underused: social media for people with learning disabilities.</w:t>
+      </w:r>
+    </w:p>
+    <w:p/>
+    <w:p>
+      <w:r>
+        <w:t>Early on we saw how crucial platforms like YouTube could be</w:t>
+      </w:r>
+      <w:r>
+        <w:t xml:space="preserve"> - </w:t>
+      </w:r>
+      <w:r>
+        <w:t xml:space="preserve">and how inaccessible they often were. We co-designed and tested features to make searching and navigating easier, turning rough ideas into working prototypes and studies. The work produced both technology and papers; you can find the publications via my </w:t>
+      </w:r>
+      <w:r>
+        <w:rPr>
+          <w:rStyle w:val="Strong"/>
+        </w:rPr>
+        <w:t>Publications</w:t>
+      </w:r>
+      <w:r>
+        <w:t xml:space="preserve"> page</w:t>
+      </w:r>
+      <w:r>
+        <w:t>.</w:t>
+      </w:r>
+    </w:p>
+    <w:p/>
+    <w:p>
+      <w:pPr>
+        <w:rPr>
+          <w:rStyle w:val="Strong"/>
+          <w:b w:val="0"/>
+          <w:bCs w:val="0"/>
+        </w:rPr>
+      </w:pPr>
+    </w:p>
+    <w:p>
+      <w:pPr>
+        <w:rPr>
+          <w:rStyle w:val="Strong"/>
+        </w:rPr>
+      </w:pPr>
+      <w:r>
+        <w:rPr>
+          <w:rStyle w:val="Strong"/>
+        </w:rPr>
+        <w:t>UX – UP</w:t>
+      </w:r>
+    </w:p>
+    <w:p>
+      <w:pPr>
+        <w:rPr>
+          <w:rStyle w:val="Strong"/>
+          <w:b w:val="0"/>
+          <w:bCs w:val="0"/>
+        </w:rPr>
+      </w:pPr>
+    </w:p>
+    <w:p>
+      <w:pPr>
+        <w:rPr>
+          <w:rStyle w:val="Strong"/>
+          <w:b w:val="0"/>
+          <w:bCs w:val="0"/>
+        </w:rPr>
+      </w:pPr>
+      <w:r>
+        <w:t>I</w:t>
+      </w:r>
+      <w:r>
+        <w:t xml:space="preserve"> </w:t>
+      </w:r>
+      <w:r>
+        <w:t>loved teaching UX to students and early-career professionals</w:t>
+      </w:r>
+      <w:r>
+        <w:t xml:space="preserve"> - </w:t>
+      </w:r>
+      <w:r>
+        <w:t xml:space="preserve">and kept refining how I teach it. Alongside the usual toolset (journey maps, empathy maps, personas), we developed an advanced module called </w:t>
+      </w:r>
+      <w:r>
+        <w:rPr>
+          <w:rStyle w:val="Strong"/>
+        </w:rPr>
+        <w:t>Field Theory for UX</w:t>
+      </w:r>
+      <w:r>
+        <w:t xml:space="preserve">: a practical method for reading context, framing problems, planning fieldwork, and turning messy evidence into </w:t>
       </w:r>
       <w:r>
         <w:lastRenderedPageBreak/>
-        <w:t>what goes right, and where it goes off the rails.</w:t>
+        <w:t>clear decisions. Less tool soup, more situational judgment. If you want to expand your methods, the article is here</w:t>
+      </w:r>
+      <w:r>
+        <w:t xml:space="preserve">. </w:t>
+      </w:r>
+    </w:p>
+    <w:p>
+      <w:pPr>
+        <w:rPr>
+          <w:rStyle w:val="Strong"/>
+          <w:b w:val="0"/>
+          <w:bCs w:val="0"/>
+        </w:rPr>
+      </w:pPr>
+    </w:p>
+    <w:p>
+      <w:pPr>
+        <w:rPr>
+          <w:rStyle w:val="Strong"/>
+          <w:b w:val="0"/>
+          <w:bCs w:val="0"/>
+        </w:rPr>
+      </w:pPr>
+    </w:p>
+    <w:p>
+      <w:pPr>
+        <w:rPr>
+          <w:rStyle w:val="Strong"/>
+        </w:rPr>
+      </w:pPr>
+      <w:r>
+        <w:rPr>
+          <w:rStyle w:val="Strong"/>
+        </w:rPr>
+        <w:t xml:space="preserve">Wired Wild and Wonderful </w:t>
+      </w:r>
+    </w:p>
+    <w:p>
+      <w:pPr>
+        <w:rPr>
+          <w:rStyle w:val="Strong"/>
+        </w:rPr>
+      </w:pPr>
+    </w:p>
+    <w:p>
+      <w:r>
+        <w:t>This spin-off grew from a short stint at the Centre of Excellence for the Digital Child. I moved continents before it could fully mature, but the question still grips me: do we always need to design</w:t>
+      </w:r>
+      <w:r>
+        <w:t xml:space="preserve"> - </w:t>
+      </w:r>
+      <w:r>
+        <w:t>and must everything chase “digital joy”?</w:t>
+      </w:r>
+    </w:p>
+    <w:p/>
+    <w:p>
+      <w:r>
+        <w:t xml:space="preserve">Here we probed a simple, uneasy idea: can technology </w:t>
+      </w:r>
+      <w:r>
+        <w:rPr>
+          <w:rStyle w:val="Emphasis"/>
+        </w:rPr>
+        <w:t>nudge</w:t>
+      </w:r>
+      <w:r>
+        <w:t xml:space="preserve"> kids toward the outdoors rather than pull them away?</w:t>
+      </w:r>
+      <w:r>
+        <w:t xml:space="preserve"> – check my publication page. </w:t>
       </w:r>
       <w:r>
         <w:t xml:space="preserve"> </w:t>
-      </w:r>
-      <w:r>
-        <w:t>We mapped real practices</w:t>
-      </w:r>
-      <w:r>
-        <w:t xml:space="preserve"> and common failure modes. </w:t>
-      </w:r>
-      <w:r>
-        <w:t xml:space="preserve">From that, we sketched practical </w:t>
-      </w:r>
-      <w:r>
-        <w:t xml:space="preserve">clear limits and uncertainty displays, </w:t>
-      </w:r>
-      <w:proofErr w:type="spellStart"/>
-      <w:r>
-        <w:t>humand</w:t>
-      </w:r>
-      <w:proofErr w:type="spellEnd"/>
-      <w:r>
-        <w:t xml:space="preserve"> hands-off and crisis pathways. </w:t>
-      </w:r>
-      <w:r>
-        <w:t>I left Australia before we could complete the build phase, but the study is published (link). If you work at the intersection of mental health and AI and want implementation guidance, I</w:t>
-      </w:r>
-      <w:r>
-        <w:t xml:space="preserve"> am</w:t>
-      </w:r>
-      <w:r>
-        <w:t xml:space="preserve"> keen to share what we</w:t>
-      </w:r>
-      <w:r>
-        <w:t xml:space="preserve"> have</w:t>
-      </w:r>
-      <w:r>
-        <w:t xml:space="preserve"> learned.</w:t>
-      </w:r>
-    </w:p>
-    <w:p/>
-    <w:p>
-      <w:pPr>
-        <w:rPr>
-          <w:rStyle w:val="Strong"/>
-          <w:b w:val="0"/>
-          <w:bCs w:val="0"/>
-        </w:rPr>
-      </w:pPr>
-    </w:p>
-    <w:p>
-      <w:pPr>
-        <w:rPr>
-          <w:rStyle w:val="Strong"/>
-        </w:rPr>
-      </w:pPr>
-      <w:r>
-        <w:rPr>
-          <w:rStyle w:val="Strong"/>
-        </w:rPr>
-        <w:t xml:space="preserve">Talking AAC Heads </w:t>
-      </w:r>
-    </w:p>
-    <w:p>
-      <w:pPr>
-        <w:rPr>
-          <w:rStyle w:val="Strong"/>
-        </w:rPr>
-      </w:pPr>
-    </w:p>
-    <w:p>
-      <w:pPr>
-        <w:rPr>
-          <w:rStyle w:val="Strong"/>
-          <w:b w:val="0"/>
-          <w:bCs w:val="0"/>
-        </w:rPr>
-      </w:pPr>
-      <w:r>
-        <w:rPr>
-          <w:rStyle w:val="Strong"/>
-          <w:b w:val="0"/>
-          <w:bCs w:val="0"/>
-        </w:rPr>
-        <w:t>This project</w:t>
-      </w:r>
-      <w:r>
-        <w:rPr>
-          <w:rStyle w:val="Strong"/>
-          <w:b w:val="0"/>
-          <w:bCs w:val="0"/>
-        </w:rPr>
-        <w:t>-</w:t>
-      </w:r>
-      <w:r>
-        <w:rPr>
-          <w:rStyle w:val="Strong"/>
-          <w:b w:val="0"/>
-          <w:bCs w:val="0"/>
-        </w:rPr>
-        <w:t>also my PhD</w:t>
-      </w:r>
-      <w:r>
-        <w:rPr>
-          <w:rStyle w:val="Strong"/>
-          <w:b w:val="0"/>
-          <w:bCs w:val="0"/>
-        </w:rPr>
-        <w:t xml:space="preserve"> - </w:t>
-      </w:r>
-      <w:r>
-        <w:rPr>
-          <w:rStyle w:val="Strong"/>
-          <w:b w:val="0"/>
-          <w:bCs w:val="0"/>
-        </w:rPr>
-        <w:t>spanned four years of designing new communication devices. I spent hundreds of hours embedded in Learning &amp; Life Centres with people with learning disabilities, watching what worked, what didn’t, and co-creating better tools.</w:t>
-      </w:r>
-    </w:p>
-    <w:p>
-      <w:pPr>
-        <w:rPr>
-          <w:rStyle w:val="Strong"/>
-          <w:b w:val="0"/>
-          <w:bCs w:val="0"/>
-        </w:rPr>
-      </w:pPr>
-    </w:p>
-    <w:p>
-      <w:pPr>
-        <w:rPr>
-          <w:rStyle w:val="Strong"/>
-          <w:b w:val="0"/>
-          <w:bCs w:val="0"/>
-        </w:rPr>
-      </w:pPr>
-      <w:r>
-        <w:rPr>
-          <w:rStyle w:val="Strong"/>
-          <w:b w:val="0"/>
-          <w:bCs w:val="0"/>
-        </w:rPr>
-        <w:t>It was a period of serious experimentation across software and hardware. Several prototypes moved from lab to life: adopted by the largest disability provider and used in workshops across two Day Centres. Not everything made it into papers; some devices simply found their place and kept being used.</w:t>
-      </w:r>
-    </w:p>
-    <w:p>
-      <w:pPr>
-        <w:rPr>
-          <w:rStyle w:val="Strong"/>
-          <w:b w:val="0"/>
-          <w:bCs w:val="0"/>
-        </w:rPr>
-      </w:pPr>
-    </w:p>
-    <w:p>
-      <w:pPr>
-        <w:rPr>
-          <w:rStyle w:val="Strong"/>
-          <w:b w:val="0"/>
-          <w:bCs w:val="0"/>
-        </w:rPr>
-      </w:pPr>
-      <w:r>
-        <w:rPr>
-          <w:rStyle w:val="Strong"/>
-          <w:b w:val="0"/>
-          <w:bCs w:val="0"/>
-        </w:rPr>
-        <w:t xml:space="preserve">Highlights include Talking Canvas, Playful </w:t>
-      </w:r>
-      <w:proofErr w:type="spellStart"/>
-      <w:r>
-        <w:rPr>
-          <w:rStyle w:val="Strong"/>
-          <w:b w:val="0"/>
-          <w:bCs w:val="0"/>
-        </w:rPr>
-        <w:t>TalkingBox</w:t>
-      </w:r>
-      <w:proofErr w:type="spellEnd"/>
-      <w:r>
-        <w:rPr>
-          <w:rStyle w:val="Strong"/>
-          <w:b w:val="0"/>
-          <w:bCs w:val="0"/>
-        </w:rPr>
-        <w:t>, and a series of “Talking Pillow” probes</w:t>
-      </w:r>
-      <w:r>
-        <w:rPr>
-          <w:rStyle w:val="Strong"/>
-          <w:b w:val="0"/>
-          <w:bCs w:val="0"/>
-        </w:rPr>
-        <w:t xml:space="preserve"> - </w:t>
-      </w:r>
-      <w:r>
-        <w:rPr>
-          <w:rStyle w:val="Strong"/>
-          <w:b w:val="0"/>
-          <w:bCs w:val="0"/>
-        </w:rPr>
-        <w:t>tangible and digital pieces that supported everyday communication in low-friction ways.</w:t>
-      </w:r>
-      <w:r>
-        <w:rPr>
-          <w:rStyle w:val="Strong"/>
-          <w:b w:val="0"/>
-          <w:bCs w:val="0"/>
-        </w:rPr>
-        <w:t xml:space="preserve"> Visit my scholar page and you will find the most work there. </w:t>
-      </w:r>
-    </w:p>
-    <w:p>
-      <w:pPr>
-        <w:rPr>
-          <w:rStyle w:val="Strong"/>
-          <w:b w:val="0"/>
-          <w:bCs w:val="0"/>
-        </w:rPr>
-      </w:pPr>
-    </w:p>
-    <w:p>
-      <w:pPr>
-        <w:rPr>
-          <w:rStyle w:val="Strong"/>
-        </w:rPr>
-      </w:pPr>
-      <w:r>
-        <w:rPr>
-          <w:rStyle w:val="Strong"/>
-        </w:rPr>
-        <w:t xml:space="preserve">YouTube Ally </w:t>
-      </w:r>
-    </w:p>
-    <w:p>
-      <w:pPr>
-        <w:rPr>
-          <w:rStyle w:val="Strong"/>
-          <w:b w:val="0"/>
-          <w:bCs w:val="0"/>
-        </w:rPr>
-      </w:pPr>
-    </w:p>
-    <w:p>
-      <w:r>
-        <w:t xml:space="preserve">I rarely work alone. A favourite example is my long-running collaboration with </w:t>
-      </w:r>
-      <w:r>
-        <w:rPr>
-          <w:rStyle w:val="Strong"/>
-        </w:rPr>
-        <w:t>Andrew Bayor</w:t>
-      </w:r>
-      <w:r>
-        <w:t>. During his PhD I mostly supported Andy on design and prototyping, and together we explored a space that was oddly underused: social media for people with learning disabilities.</w:t>
-      </w:r>
-    </w:p>
-    <w:p/>
-    <w:p>
-      <w:r>
-        <w:t>Early on we saw how crucial platforms like YouTube could be</w:t>
-      </w:r>
-      <w:r>
-        <w:t xml:space="preserve"> - </w:t>
-      </w:r>
-      <w:r>
-        <w:t xml:space="preserve">and how inaccessible they often were. We co-designed and tested features to make searching and navigating easier, turning rough ideas into working prototypes and studies. The work produced both technology and papers; you can find the publications via my </w:t>
-      </w:r>
-      <w:r>
-        <w:rPr>
-          <w:rStyle w:val="Strong"/>
-        </w:rPr>
-        <w:t>Publications</w:t>
-      </w:r>
-      <w:r>
-        <w:t xml:space="preserve"> page (Google Scholar link).</w:t>
-      </w:r>
-    </w:p>
-    <w:p/>
-    <w:p>
-      <w:pPr>
-        <w:rPr>
-          <w:rStyle w:val="Strong"/>
-          <w:b w:val="0"/>
-          <w:bCs w:val="0"/>
-        </w:rPr>
-      </w:pPr>
-    </w:p>
-    <w:p>
-      <w:pPr>
-        <w:rPr>
-          <w:rStyle w:val="Strong"/>
-        </w:rPr>
-      </w:pPr>
-      <w:r>
-        <w:rPr>
-          <w:rStyle w:val="Strong"/>
-        </w:rPr>
-        <w:t>UX – UP</w:t>
-      </w:r>
-    </w:p>
-    <w:p>
-      <w:pPr>
-        <w:rPr>
-          <w:rStyle w:val="Strong"/>
-          <w:b w:val="0"/>
-          <w:bCs w:val="0"/>
-        </w:rPr>
-      </w:pPr>
-    </w:p>
-    <w:p>
-      <w:pPr>
-        <w:rPr>
-          <w:rStyle w:val="Strong"/>
-          <w:b w:val="0"/>
-          <w:bCs w:val="0"/>
-        </w:rPr>
-      </w:pPr>
-      <w:r>
-        <w:t>I’ve loved teaching UX to students and early-career professionals</w:t>
-      </w:r>
-      <w:r>
-        <w:t xml:space="preserve"> - </w:t>
-      </w:r>
-      <w:r>
-        <w:t xml:space="preserve">and kept refining how I teach it. Alongside the usual toolset (journey maps, empathy maps, personas), we developed an advanced module called </w:t>
-      </w:r>
-      <w:r>
-        <w:rPr>
-          <w:rStyle w:val="Strong"/>
-        </w:rPr>
-        <w:t>Field Theory for UX</w:t>
-      </w:r>
-      <w:r>
-        <w:t>: a practical method for reading context, framing problems, planning fieldwork, and turning messy evidence into clear decisions. Less tool soup, more situational judgment. If you want to expand your methods, the article is here (link).</w:t>
-      </w:r>
-    </w:p>
-    <w:p>
-      <w:pPr>
-        <w:rPr>
-          <w:rStyle w:val="Strong"/>
-          <w:b w:val="0"/>
-          <w:bCs w:val="0"/>
-        </w:rPr>
-      </w:pPr>
-    </w:p>
-    <w:p>
-      <w:pPr>
-        <w:rPr>
-          <w:rStyle w:val="Strong"/>
-          <w:b w:val="0"/>
-          <w:bCs w:val="0"/>
-        </w:rPr>
-      </w:pPr>
-    </w:p>
-    <w:p>
-      <w:pPr>
-        <w:rPr>
-          <w:rStyle w:val="Strong"/>
-        </w:rPr>
-      </w:pPr>
-      <w:r>
-        <w:rPr>
-          <w:rStyle w:val="Strong"/>
-        </w:rPr>
-        <w:t xml:space="preserve">Wired Wild and Wonderful </w:t>
-      </w:r>
-    </w:p>
-    <w:p>
-      <w:pPr>
-        <w:rPr>
-          <w:rStyle w:val="Strong"/>
-        </w:rPr>
-      </w:pPr>
-    </w:p>
-    <w:p>
-      <w:r>
-        <w:t>This spin-off grew from a short stint at the Centre of Excellence for the Digital Child. I moved continents before it could fully mature, but the question still grips me: do we always need to design</w:t>
-      </w:r>
-      <w:r>
-        <w:t xml:space="preserve"> - </w:t>
-      </w:r>
-      <w:r>
-        <w:t>and must everything chase “digital joy”?</w:t>
-      </w:r>
-    </w:p>
-    <w:p/>
-    <w:p>
-      <w:r>
-        <w:t xml:space="preserve">Here we probed a simple, uneasy idea: can technology </w:t>
-      </w:r>
-      <w:r>
-        <w:rPr>
-          <w:rStyle w:val="Emphasis"/>
-        </w:rPr>
-        <w:t>nudge</w:t>
-      </w:r>
-      <w:r>
-        <w:t xml:space="preserve"> kids toward the outdoors rather than pull them away?</w:t>
-      </w:r>
-      <w:r>
-        <w:t xml:space="preserve"> (link). </w:t>
       </w:r>
     </w:p>
     <w:p/>
@@ -1816,7 +1898,6 @@
     <w:p/>
     <w:p>
       <w:r>
-        <w:lastRenderedPageBreak/>
         <w:t xml:space="preserve">We ran dozens of programmes with support from </w:t>
       </w:r>
       <w:r>
@@ -1945,7 +2026,10 @@
         <w:t xml:space="preserve"> - </w:t>
       </w:r>
       <w:r>
-        <w:t>feel free to reach out. Some training materials and national reports are available here and here (links).</w:t>
+        <w:t>feel free to reach out. Some training materials and national reports are available here</w:t>
+      </w:r>
+      <w:r>
+        <w:t xml:space="preserve"> and here. </w:t>
       </w:r>
     </w:p>
     <w:p/>
@@ -2243,6 +2327,7 @@
           <w:b w:val="0"/>
           <w:bCs w:val="0"/>
         </w:rPr>
+        <w:lastRenderedPageBreak/>
         <w:t xml:space="preserve">Meeting Clients needs striving to enable choice, agency and quality </w:t>
       </w:r>
     </w:p>
@@ -2327,7 +2412,6 @@
           <w:b w:val="0"/>
           <w:bCs w:val="0"/>
         </w:rPr>
-        <w:lastRenderedPageBreak/>
         <w:t xml:space="preserve">Fostering innovative programs and models of participation in society </w:t>
       </w:r>
     </w:p>
